--- a/Отчет по КР.docx
+++ b/Отчет по КР.docx
@@ -56,26 +56,142 @@
           <w:szCs w:val="28"/>
           <w:rtl w:val="0"/>
         </w:rPr>
+        <w:t xml:space="preserve">Сразу скажу: </w:t>
+      </w:r>
+      <w:r>
+        <w:rPr>
+          <w:rFonts w:ascii="Times New Roman" w:cs="Times New Roman" w:eastAsia="Times New Roman" w:hAnsi="Times New Roman"/>
+          <w:b w:val="1"/>
+          <w:sz w:val="28"/>
+          <w:szCs w:val="28"/>
+          <w:u w:val="single"/>
+          <w:rtl w:val="0"/>
+        </w:rPr>
+        <w:t xml:space="preserve">Bootstrap</w:t>
+      </w:r>
+      <w:r>
+        <w:rPr>
+          <w:rFonts w:ascii="Times New Roman" w:cs="Times New Roman" w:eastAsia="Times New Roman" w:hAnsi="Times New Roman"/>
+          <w:sz w:val="28"/>
+          <w:szCs w:val="28"/>
+          <w:u w:val="single"/>
+          <w:rtl w:val="0"/>
+        </w:rPr>
+        <w:t xml:space="preserve"> неудобен.</w:t>
+      </w:r>
+      <w:r>
+        <w:rPr>
+          <w:rFonts w:ascii="Times New Roman" w:cs="Times New Roman" w:eastAsia="Times New Roman" w:hAnsi="Times New Roman"/>
+          <w:sz w:val="28"/>
+          <w:szCs w:val="28"/>
+          <w:rtl w:val="0"/>
+        </w:rPr>
+        <w:t xml:space="preserve"> Делая через него снижается читаемость кода и ухудшается адаптивность в целом. Также, мне очень не понравилось, что когда я хотел что-то поменять на сайте почти всегда приходилось менять сразу и html, и css. В отличие от него блоки сайта было достаточно легко менять на </w:t>
+      </w:r>
+      <w:r>
+        <w:rPr>
+          <w:rFonts w:ascii="Times New Roman" w:cs="Times New Roman" w:eastAsia="Times New Roman" w:hAnsi="Times New Roman"/>
+          <w:b w:val="1"/>
+          <w:sz w:val="28"/>
+          <w:szCs w:val="28"/>
+          <w:rtl w:val="0"/>
+        </w:rPr>
+        <w:t xml:space="preserve">Grid</w:t>
+      </w:r>
+      <w:r>
+        <w:rPr>
+          <w:rFonts w:ascii="Times New Roman" w:cs="Times New Roman" w:eastAsia="Times New Roman" w:hAnsi="Times New Roman"/>
+          <w:sz w:val="28"/>
+          <w:szCs w:val="28"/>
+          <w:rtl w:val="0"/>
+        </w:rPr>
+        <w:t xml:space="preserve"> и </w:t>
+      </w:r>
+      <w:r>
+        <w:rPr>
+          <w:rFonts w:ascii="Times New Roman" w:cs="Times New Roman" w:eastAsia="Times New Roman" w:hAnsi="Times New Roman"/>
+          <w:b w:val="1"/>
+          <w:sz w:val="28"/>
+          <w:szCs w:val="28"/>
+          <w:rtl w:val="0"/>
+        </w:rPr>
+        <w:t xml:space="preserve">FlexBox</w:t>
+      </w:r>
+      <w:r>
+        <w:rPr>
+          <w:rFonts w:ascii="Times New Roman" w:cs="Times New Roman" w:eastAsia="Times New Roman" w:hAnsi="Times New Roman"/>
+          <w:sz w:val="28"/>
+          <w:szCs w:val="28"/>
+          <w:rtl w:val="0"/>
+        </w:rPr>
+        <w:t xml:space="preserve">, всего лишь настраивая свойства в css.</w:t>
+      </w:r>
+    </w:p>
+    <w:p>
+      <w:pPr>
+        <w:rPr>
+          <w:rFonts w:ascii="Times New Roman" w:cs="Times New Roman" w:eastAsia="Times New Roman" w:hAnsi="Times New Roman"/>
+          <w:sz w:val="28"/>
+          <w:szCs w:val="28"/>
+        </w:rPr>
+      </w:pPr>
+      <w:r>
+        <w:rPr>
+          <w:rFonts w:ascii="Times New Roman" w:cs="Times New Roman" w:eastAsia="Times New Roman" w:hAnsi="Times New Roman"/>
+          <w:sz w:val="28"/>
+          <w:szCs w:val="28"/>
+          <w:rtl w:val="0"/>
+        </w:rPr>
         <w:t xml:space="preserve">На мой взгляд, </w:t>
       </w:r>
       <w:r>
         <w:rPr>
           <w:rFonts w:ascii="Times New Roman" w:cs="Times New Roman" w:eastAsia="Times New Roman" w:hAnsi="Times New Roman"/>
+          <w:sz w:val="28"/>
+          <w:szCs w:val="28"/>
+          <w:u w:val="single"/>
+          <w:rtl w:val="0"/>
+        </w:rPr>
+        <w:t xml:space="preserve">большой разницы в Grid и FlexBox нет, они похожи</w:t>
+      </w:r>
+      <w:r>
+        <w:rPr>
+          <w:rFonts w:ascii="Times New Roman" w:cs="Times New Roman" w:eastAsia="Times New Roman" w:hAnsi="Times New Roman"/>
+          <w:sz w:val="28"/>
+          <w:szCs w:val="28"/>
+          <w:rtl w:val="0"/>
+        </w:rPr>
+        <w:t xml:space="preserve">. Но мне все-таки больше понравился Flex. Возможно это связано с тем, что на сайте было не очень много элементов, и если бы их было бы больше, удобнее был бы наверное Grid. Особенно если бы элементы располагались бы не линейно. Но в данном случае </w:t>
+      </w:r>
+      <w:r>
+        <w:rPr>
+          <w:rFonts w:ascii="Times New Roman" w:cs="Times New Roman" w:eastAsia="Times New Roman" w:hAnsi="Times New Roman"/>
+          <w:sz w:val="28"/>
+          <w:szCs w:val="28"/>
+          <w:u w:val="single"/>
+          <w:rtl w:val="0"/>
+        </w:rPr>
+        <w:t xml:space="preserve">я выбрал </w:t>
+      </w:r>
+      <w:r>
+        <w:rPr>
+          <w:rFonts w:ascii="Times New Roman" w:cs="Times New Roman" w:eastAsia="Times New Roman" w:hAnsi="Times New Roman"/>
           <w:b w:val="1"/>
           <w:sz w:val="28"/>
           <w:szCs w:val="28"/>
-          <w:rtl w:val="0"/>
-        </w:rPr>
-        <w:t xml:space="preserve">Grid</w:t>
-      </w:r>
-      <w:r>
-        <w:rPr>
-          <w:rFonts w:ascii="Times New Roman" w:cs="Times New Roman" w:eastAsia="Times New Roman" w:hAnsi="Times New Roman"/>
-          <w:sz w:val="28"/>
-          <w:szCs w:val="28"/>
-          <w:rtl w:val="0"/>
-        </w:rPr>
-        <w:t xml:space="preserve"> более удобен и универсален, нежели FlexBox и Bootstrap. С ним проще располагать элементы на сайте, более гибкая верстка, и по итогу результат красивее.</w:t>
+          <w:u w:val="single"/>
+          <w:rtl w:val="0"/>
+        </w:rPr>
+        <w:t xml:space="preserve">FlexBox</w:t>
+      </w:r>
+      <w:r>
+        <w:rPr>
+          <w:rFonts w:ascii="Times New Roman" w:cs="Times New Roman" w:eastAsia="Times New Roman" w:hAnsi="Times New Roman"/>
+          <w:sz w:val="28"/>
+          <w:szCs w:val="28"/>
+          <w:rtl w:val="0"/>
+        </w:rPr>
+        <w:t xml:space="preserve">. </w:t>
       </w:r>
     </w:p>
     <w:sectPr>
